--- a/application-form/Legal-Commitment.docx
+++ b/application-form/Legal-Commitment.docx
@@ -360,7 +360,7 @@
           <w:szCs w:val="21"/>
           <w:lang w:val="en-US" w:eastAsia="zh-CN"/>
         </w:rPr>
-        <w:t>the mega-category Chinese character recognition</w:t>
+        <w:t>poster generation</w:t>
       </w:r>
       <w:r>
         <w:rPr>
@@ -651,7 +651,21 @@
         <w:rPr>
           <w:rFonts w:hint="eastAsia" w:ascii="Times New Roman" w:hAnsi="Times New Roman" w:eastAsia="宋体" w:cs="Times New Roman"/>
         </w:rPr>
-        <w:t>The applicant is required to list 1–2 publications from the past six years to demonstrate that they (or their team) have conducted research in related areas such as poster generation, layout design, font generation, etc.</w:t>
+        <w:t xml:space="preserve">The applicant is required to list 1–2 publications from the past six years to demonstrate that they (or their team) have conducted research in related areas such as </w:t>
+      </w:r>
+      <w:bookmarkStart w:id="0" w:name="_GoBack"/>
+      <w:r>
+        <w:rPr>
+          <w:rFonts w:hint="eastAsia" w:ascii="Times New Roman" w:hAnsi="Times New Roman" w:eastAsia="宋体" w:cs="Times New Roman"/>
+        </w:rPr>
+        <w:t>poster generation, layout design, font generation</w:t>
+      </w:r>
+      <w:bookmarkEnd w:id="0"/>
+      <w:r>
+        <w:rPr>
+          <w:rFonts w:hint="eastAsia" w:ascii="Times New Roman" w:hAnsi="Times New Roman" w:eastAsia="宋体" w:cs="Times New Roman"/>
+        </w:rPr>
+        <w:t>, etc.</w:t>
       </w:r>
     </w:p>
     <w:p>
@@ -716,15 +730,7 @@
         <w:rPr>
           <w:rFonts w:ascii="Times New Roman" w:hAnsi="Times New Roman" w:eastAsia="宋体" w:cs="Times New Roman"/>
         </w:rPr>
-        <w:t>ataset without authorization and no part of the Dataset may be reproduced or distributed in any form or any mea</w:t>
-      </w:r>
-      <w:bookmarkStart w:id="0" w:name="_GoBack"/>
-      <w:bookmarkEnd w:id="0"/>
-      <w:r>
-        <w:rPr>
-          <w:rFonts w:ascii="Times New Roman" w:hAnsi="Times New Roman" w:eastAsia="宋体" w:cs="Times New Roman"/>
-        </w:rPr>
-        <w:t xml:space="preserve">ns. </w:t>
+        <w:t xml:space="preserve">ataset without authorization and no part of the Dataset may be reproduced or distributed in any form or any means. </w:t>
       </w:r>
     </w:p>
     <w:p>
@@ -1144,7 +1150,7 @@
     <w:lsdException w:qFormat="1" w:unhideWhenUsed="0" w:uiPriority="10" w:semiHidden="0" w:name="Title"/>
     <w:lsdException w:uiPriority="99" w:name="Closing"/>
     <w:lsdException w:uiPriority="99" w:name="Signature"/>
-    <w:lsdException w:uiPriority="1" w:name="Default Paragraph Font"/>
+    <w:lsdException w:qFormat="1" w:uiPriority="1" w:name="Default Paragraph Font"/>
     <w:lsdException w:uiPriority="99" w:name="Body Text"/>
     <w:lsdException w:uiPriority="99" w:name="Body Text Indent"/>
     <w:lsdException w:uiPriority="99" w:name="List Continue"/>
@@ -1349,6 +1355,7 @@
     <w:name w:val="Default Paragraph Font"/>
     <w:semiHidden/>
     <w:unhideWhenUsed/>
+    <w:qFormat/>
     <w:uiPriority w:val="1"/>
   </w:style>
   <w:style w:type="table" w:default="1" w:styleId="4">
